--- a/applications/STRONG/CGI - Interface Developer Pentaho - 2026-08-27/cover_letter.docx
+++ b/applications/STRONG/CGI - Interface Developer Pentaho - 2026-08-27/cover_letter.docx
@@ -215,7 +215,7 @@
           <w:color w:val="09152A"/>
           <w:sz w:val="22"/>
         </w:rPr>
-        <w:t>At Ferguson Enterprises, I designed and maintained Pentaho ETL interfaces connecting ERP platforms, EDI systems, and cloud services across Azure, GCP, and AWS — processing large-scale ecommerce and supply chain datasets with robust error handling, logging, and recovery procedures. I authored interface specifications, deployment runbooks, and SOPs for all integration deliverables, and led Agile sprint cycles using JIRA and Confluence. In my freelance practice, I extended this work across three client organizations: at callcathai.online, I built Pentaho-based ETL pipelines integrating call analytics data with CRM and reporting platforms using OAuth 2.0 and JSON/XML exchange; at primelayertrades.com, I connected trading platforms to GCP BigQuery via Pentaho with JWT authentication and automated data validation; and at hereraspreadsheets.com, I implemented REST API integrations on Azure with transformation logic and data accuracy controls across source and target systems.</w:t>
+        <w:t>At Ferguson Enterprises, I designed and maintained Pentaho ETL interfaces connecting ERP platforms, EDI systems, and cloud services across Azure, GCP, and AWS — processing large-scale ecommerce and supply chain datasets with robust error handling, logging, and recovery procedures. I authored interface specifications, deployment runbooks, and SOPs for all integration deliverables, and led Agile sprint cycles using JIRA and Confluence. In my freelance practice, I extended this work across three client organizations: at callcatchai.online, I built Pentaho-based ETL pipelines integrating call analytics data with CRM and reporting platforms using OAuth 2.0 and JSON/XML exchange; at primelayertrades.com, I connected trading platforms to GCP BigQuery via Pentaho with JWT authentication and automated data validation; and at hereraspreadsheets.com, I implemented REST API integrations on Azure with transformation logic and data accuracy controls across source and target systems.</w:t>
       </w:r>
     </w:p>
     <w:p>
